--- a/docs/reference/acrme_hard_constraints_reference.docx
+++ b/docs/reference/acrme_hard_constraints_reference.docx
@@ -1243,7 +1243,7 @@
         <w:t xml:space="preserve"> </w:t>
       </w:r>
       <w:r>
-        <w:t xml:space="preserve">from the NonProd CRG. This change (Decision D8) enables the engine to leverage unused NonProd capacity as a DR buffer, reducing the minimum region count from 4 to 3.</w:t>
+        <w:t xml:space="preserve">from the NonProd CRG. This change (Decision D8) enables the engine to leverage unused NonProd capacity as a DR buffer, reducing the minimum region count from 4 to 3 — and, in the two-region model, to 2.</w:t>
       </w:r>
     </w:p>
     <w:p>
@@ -1251,11 +1251,92 @@
         <w:pStyle w:val="BodyText"/>
       </w:pPr>
       <w:r>
-        <w:rPr>
-          <w:bCs/>
-          <w:b/>
-        </w:rPr>
-        <w:t xml:space="preserve">With 3 regions:</w:t>
+        <w:t xml:space="preserve">The number of regions available in a geography (a configurable value, REG-001) determines how the environments distribute:</w:t>
+      </w:r>
+    </w:p>
+    <w:p>
+      <w:pPr>
+        <w:pStyle w:val="BodyText"/>
+      </w:pPr>
+      <w:r>
+        <w:rPr>
+          <w:bCs/>
+          <w:b/>
+        </w:rPr>
+        <w:t xml:space="preserve">With 2 regions (current model for Europe, Australia, Asia Pacific, Middle East):</w:t>
+      </w:r>
+      <w:r>
+        <w:br/>
+      </w:r>
+      <w:r>
+        <w:t xml:space="preserve">Prod is isolated in one region;</w:t>
+      </w:r>
+      <w:r>
+        <w:t xml:space="preserve"> </w:t>
+      </w:r>
+      <w:r>
+        <w:rPr>
+          <w:bCs/>
+          <w:b/>
+        </w:rPr>
+        <w:t xml:space="preserve">NonProd/CVAL and DR co-locate in the other region — deterministically and mandatorily</w:t>
+      </w:r>
+      <w:r>
+        <w:t xml:space="preserve"> </w:t>
+      </w:r>
+      <w:r>
+        <w:t xml:space="preserve">(there is no third region to separate them). This is the normal outcome, not an exception (baseline PLC-010a). VR-1 (Prod ≠ DR) and VR-2 (Prod ≠ CVAL) still hold because Prod is in the other region; VR-3 (CVAL/DR co-location) is satisfied by design. HC-6/HC-7 combined-capacity checks apply to the shared co-located region.</w:t>
+      </w:r>
+      <w:r>
+        <w:t xml:space="preserve"> </w:t>
+      </w:r>
+      <w:r>
+        <w:rPr>
+          <w:iCs/>
+          <w:i/>
+        </w:rPr>
+        <w:t xml:space="preserve">(Middle East additionally carries</w:t>
+      </w:r>
+      <w:r>
+        <w:rPr>
+          <w:iCs/>
+          <w:i/>
+        </w:rPr>
+        <w:t xml:space="preserve"> </w:t>
+      </w:r>
+      <w:r>
+        <w:rPr>
+          <w:rStyle w:val="VerbatimChar"/>
+          <w:iCs/>
+          <w:i/>
+        </w:rPr>
+        <w:t xml:space="preserve">DR_NOT_OFFERED</w:t>
+      </w:r>
+      <w:r>
+        <w:rPr>
+          <w:iCs/>
+          <w:i/>
+        </w:rPr>
+        <w:t xml:space="preserve"> </w:t>
+      </w:r>
+      <w:r>
+        <w:rPr>
+          <w:iCs/>
+          <w:i/>
+        </w:rPr>
+        <w:t xml:space="preserve">until DEC-001 clears, in which case no DR region is assigned — a legal override, not a region-count outcome.)</w:t>
+      </w:r>
+    </w:p>
+    <w:p>
+      <w:pPr>
+        <w:pStyle w:val="BodyText"/>
+      </w:pPr>
+      <w:r>
+        <w:rPr>
+          <w:bCs/>
+          <w:b/>
+        </w:rPr>
+        <w:t xml:space="preserve">With 3 regions (current model for US):</w:t>
       </w:r>
       <w:r>
         <w:br/>
@@ -4375,7 +4456,52 @@
         <w:t xml:space="preserve">encroaching on the protected DR quota floor</w:t>
       </w:r>
       <w:r>
-        <w:t xml:space="preserve">. Within the Two-Group Quota Architecture, the NonProd+DR group has a shared limit; the DR floor reserves a portion for DR use only.</w:t>
+        <w:t xml:space="preserve">. Within the Two-Group Quota Architecture, the NonProd+DR group has a shared limit; the DR floor reserves a portion for DR use only. (Under the v2.2+ single governed quota pool the same arithmetic applies with</w:t>
+      </w:r>
+      <w:r>
+        <w:t xml:space="preserve"> </w:t>
+      </w:r>
+      <w:r>
+        <w:rPr>
+          <w:rStyle w:val="VerbatimChar"/>
+        </w:rPr>
+        <w:t xml:space="preserve">NonProd_DR_Group_Limit → Pool_Limit</w:t>
+      </w:r>
+      <w:r>
+        <w:t xml:space="preserve"> </w:t>
+      </w:r>
+      <w:r>
+        <w:t xml:space="preserve">and</w:t>
+      </w:r>
+      <w:r>
+        <w:t xml:space="preserve"> </w:t>
+      </w:r>
+      <w:r>
+        <w:rPr>
+          <w:rStyle w:val="VerbatimChar"/>
+        </w:rPr>
+        <w:t xml:space="preserve">DR_Floor_vCPU → DR_Earmark_vCPU</w:t>
+      </w:r>
+      <w:r>
+        <w:t xml:space="preserve">.)</w:t>
+      </w:r>
+    </w:p>
+    <w:p>
+      <w:pPr>
+        <w:pStyle w:val="BodyText"/>
+      </w:pPr>
+      <w:r>
+        <w:rPr>
+          <w:bCs/>
+          <w:b/>
+        </w:rPr>
+        <w:t xml:space="preserve">Two-region geographies.</w:t>
+      </w:r>
+      <w:r>
+        <w:t xml:space="preserve"> </w:t>
+      </w:r>
+      <w:r>
+        <w:t xml:space="preserve">In any geography with only two Standard regions (currently Europe, Australia, Asia Pacific, Middle East), CVAL/NonProd and DR are co-located in the single non-Prod region (PLC-010a). HC-7 is therefore especially load-bearing there: it — together with HC-6 — is what guarantees the shared co-located pool can carry the customer’s DR demand without the NonProd allocation eroding the DR earmark. This check is geography-agnostic and evaluated against whichever region the two-region placement co-locates onto.</w:t>
       </w:r>
     </w:p>
     <w:bookmarkEnd w:id="62"/>
@@ -4940,49 +5066,17 @@
         <w:pStyle w:val="FirstParagraph"/>
       </w:pPr>
       <w:r>
-        <w:t xml:space="preserve">When a customer supplies an Azure geography (e.g.,</w:t>
-      </w:r>
-      <w:r>
-        <w:t xml:space="preserve"> </w:t>
-      </w:r>
-      <w:r>
-        <w:t xml:space="preserve">“</w:t>
-      </w:r>
-      <w:r>
-        <w:t xml:space="preserve">US</w:t>
-      </w:r>
-      <w:r>
-        <w:t xml:space="preserve">”</w:t>
-      </w:r>
-      <w:r>
-        <w:t xml:space="preserve">,</w:t>
-      </w:r>
-      <w:r>
-        <w:t xml:space="preserve"> </w:t>
-      </w:r>
-      <w:r>
-        <w:t xml:space="preserve">“</w:t>
-      </w:r>
-      <w:r>
-        <w:t xml:space="preserve">Europe</w:t>
-      </w:r>
-      <w:r>
-        <w:t xml:space="preserve">”</w:t>
-      </w:r>
-      <w:r>
-        <w:t xml:space="preserve">,</w:t>
-      </w:r>
-      <w:r>
-        <w:t xml:space="preserve"> </w:t>
-      </w:r>
-      <w:r>
-        <w:t xml:space="preserve">“</w:t>
-      </w:r>
-      <w:r>
-        <w:t xml:space="preserve">Middle East</w:t>
-      </w:r>
-      <w:r>
-        <w:t xml:space="preserve">”</w:t>
+        <w:t xml:space="preserve">When a customer supplies an Azure geography (one of the five in-scope geographies —</w:t>
+      </w:r>
+      <w:r>
+        <w:t xml:space="preserve"> </w:t>
+      </w:r>
+      <w:r>
+        <w:rPr>
+          <w:bCs/>
+          <w:b/>
+        </w:rPr>
+        <w:t xml:space="preserve">US, Europe, Australia, Asia Pacific, Middle East</w:t>
       </w:r>
       <w:r>
         <w:t xml:space="preserve">) rather than a specific region, the engine derives the Prod anchor via</w:t>
@@ -5014,6 +5108,45 @@
       </w:r>
       <w:r>
         <w:t xml:space="preserve">. This constraint ensures the derived Prod region respects the customer’s geographic preference.</w:t>
+      </w:r>
+    </w:p>
+    <w:p>
+      <w:pPr>
+        <w:pStyle w:val="BodyText"/>
+      </w:pPr>
+      <w:r>
+        <w:t xml:space="preserve">The set of valid geographies and their Standard/Restricted region membership is</w:t>
+      </w:r>
+      <w:r>
+        <w:t xml:space="preserve"> </w:t>
+      </w:r>
+      <w:r>
+        <w:rPr>
+          <w:bCs/>
+          <w:b/>
+        </w:rPr>
+        <w:t xml:space="preserve">configuration-driven (REG-001)</w:t>
+      </w:r>
+      <w:r>
+        <w:t xml:space="preserve"> </w:t>
+      </w:r>
+      <w:r>
+        <w:t xml:space="preserve">— the engine must read the in-scope catalogue from</w:t>
+      </w:r>
+      <w:r>
+        <w:t xml:space="preserve"> </w:t>
+      </w:r>
+      <w:r>
+        <w:rPr>
+          <w:rStyle w:val="VerbatimChar"/>
+        </w:rPr>
+        <w:t xml:space="preserve">PlacementPolicy</w:t>
+      </w:r>
+      <w:r>
+        <w:t xml:space="preserve"> </w:t>
+      </w:r>
+      <w:r>
+        <w:t xml:space="preserve">rather than hard-coding a fixed geography list, so that adding/removing a geography or region is a config change, not a code change.</w:t>
       </w:r>
     </w:p>
     <w:bookmarkEnd w:id="70"/>
@@ -5396,9 +5529,10 @@
         <w:tblLook w:firstRow="1" w:lastRow="0" w:firstColumn="0" w:lastColumn="0" w:noHBand="0" w:noVBand="0" w:val="0020"/>
       </w:tblPr>
       <w:tblGrid>
-        <w:gridCol w:w="2640"/>
-        <w:gridCol w:w="2640"/>
-        <w:gridCol w:w="2640"/>
+        <w:gridCol w:w="1980"/>
+        <w:gridCol w:w="1980"/>
+        <w:gridCol w:w="1980"/>
+        <w:gridCol w:w="1980"/>
       </w:tblGrid>
       <w:tr>
         <w:trPr>
@@ -5424,7 +5558,19 @@
               <w:jc w:val="left"/>
             </w:pPr>
             <w:r>
-              <w:t xml:space="preserve">Eligible Regions</w:t>
+              <w:t xml:space="preserve">Distribution model</w:t>
+            </w:r>
+          </w:p>
+        </w:tc>
+        <w:tc>
+          <w:tcPr/>
+          <w:p>
+            <w:pPr>
+              <w:pStyle w:val="Compact"/>
+              <w:jc w:val="left"/>
+            </w:pPr>
+            <w:r>
+              <w:t xml:space="preserve">Eligible Standard Regions</w:t>
             </w:r>
           </w:p>
         </w:tc>
@@ -5462,19 +5608,31 @@
               <w:jc w:val="left"/>
             </w:pPr>
             <w:r>
-              <w:t xml:space="preserve">East US, West US, Central US, …</w:t>
-            </w:r>
-          </w:p>
-        </w:tc>
-        <w:tc>
-          <w:tcPr/>
-          <w:p>
-            <w:pPr>
-              <w:pStyle w:val="Compact"/>
-              <w:jc w:val="left"/>
-            </w:pPr>
-            <w:r>
-              <w:t xml:space="preserve">West Europe, UK South, …</w:t>
+              <w:t xml:space="preserve">3-region</w:t>
+            </w:r>
+          </w:p>
+        </w:tc>
+        <w:tc>
+          <w:tcPr/>
+          <w:p>
+            <w:pPr>
+              <w:pStyle w:val="Compact"/>
+              <w:jc w:val="left"/>
+            </w:pPr>
+            <w:r>
+              <w:t xml:space="preserve">West US 3, Central US, Canada Central</w:t>
+            </w:r>
+          </w:p>
+        </w:tc>
+        <w:tc>
+          <w:tcPr/>
+          <w:p>
+            <w:pPr>
+              <w:pStyle w:val="Compact"/>
+              <w:jc w:val="left"/>
+            </w:pPr>
+            <w:r>
+              <w:t xml:space="preserve">East US 2 (Restricted), all non-US regions</w:t>
             </w:r>
           </w:p>
         </w:tc>
@@ -5500,19 +5658,31 @@
               <w:jc w:val="left"/>
             </w:pPr>
             <w:r>
-              <w:t xml:space="preserve">West Europe, North Europe, UK South, …</w:t>
-            </w:r>
-          </w:p>
-        </w:tc>
-        <w:tc>
-          <w:tcPr/>
-          <w:p>
-            <w:pPr>
-              <w:pStyle w:val="Compact"/>
-              <w:jc w:val="left"/>
-            </w:pPr>
-            <w:r>
-              <w:t xml:space="preserve">East US, Australia East, …</w:t>
+              <w:t xml:space="preserve">2-region</w:t>
+            </w:r>
+          </w:p>
+        </w:tc>
+        <w:tc>
+          <w:tcPr/>
+          <w:p>
+            <w:pPr>
+              <w:pStyle w:val="Compact"/>
+              <w:jc w:val="left"/>
+            </w:pPr>
+            <w:r>
+              <w:t xml:space="preserve">Switzerland North, Sweden Central</w:t>
+            </w:r>
+          </w:p>
+        </w:tc>
+        <w:tc>
+          <w:tcPr/>
+          <w:p>
+            <w:pPr>
+              <w:pStyle w:val="Compact"/>
+              <w:jc w:val="left"/>
+            </w:pPr>
+            <w:r>
+              <w:t xml:space="preserve">North Europe, West Europe (Restricted), all non-EU regions</w:t>
             </w:r>
           </w:p>
         </w:tc>
@@ -5526,7 +5696,119 @@
               <w:jc w:val="left"/>
             </w:pPr>
             <w:r>
+              <w:t xml:space="preserve">Australia</w:t>
+            </w:r>
+          </w:p>
+        </w:tc>
+        <w:tc>
+          <w:tcPr/>
+          <w:p>
+            <w:pPr>
+              <w:pStyle w:val="Compact"/>
+              <w:jc w:val="left"/>
+            </w:pPr>
+            <w:r>
+              <w:t xml:space="preserve">2-region</w:t>
+            </w:r>
+          </w:p>
+        </w:tc>
+        <w:tc>
+          <w:tcPr/>
+          <w:p>
+            <w:pPr>
+              <w:pStyle w:val="Compact"/>
+              <w:jc w:val="left"/>
+            </w:pPr>
+            <w:r>
+              <w:t xml:space="preserve">Australia East, Australia Southeast</w:t>
+            </w:r>
+          </w:p>
+        </w:tc>
+        <w:tc>
+          <w:tcPr/>
+          <w:p>
+            <w:pPr>
+              <w:pStyle w:val="Compact"/>
+              <w:jc w:val="left"/>
+            </w:pPr>
+            <w:r>
+              <w:t xml:space="preserve">all non-AU regions</w:t>
+            </w:r>
+          </w:p>
+        </w:tc>
+      </w:tr>
+      <w:tr>
+        <w:tc>
+          <w:tcPr/>
+          <w:p>
+            <w:pPr>
+              <w:pStyle w:val="Compact"/>
+              <w:jc w:val="left"/>
+            </w:pPr>
+            <w:r>
+              <w:t xml:space="preserve">Asia Pacific</w:t>
+            </w:r>
+          </w:p>
+        </w:tc>
+        <w:tc>
+          <w:tcPr/>
+          <w:p>
+            <w:pPr>
+              <w:pStyle w:val="Compact"/>
+              <w:jc w:val="left"/>
+            </w:pPr>
+            <w:r>
+              <w:t xml:space="preserve">2-region</w:t>
+            </w:r>
+          </w:p>
+        </w:tc>
+        <w:tc>
+          <w:tcPr/>
+          <w:p>
+            <w:pPr>
+              <w:pStyle w:val="Compact"/>
+              <w:jc w:val="left"/>
+            </w:pPr>
+            <w:r>
+              <w:t xml:space="preserve">East Asia, Southeast Asia</w:t>
+            </w:r>
+          </w:p>
+        </w:tc>
+        <w:tc>
+          <w:tcPr/>
+          <w:p>
+            <w:pPr>
+              <w:pStyle w:val="Compact"/>
+              <w:jc w:val="left"/>
+            </w:pPr>
+            <w:r>
+              <w:t xml:space="preserve">Japan East (pending confirmation), all non-APAC regions</w:t>
+            </w:r>
+          </w:p>
+        </w:tc>
+      </w:tr>
+      <w:tr>
+        <w:tc>
+          <w:tcPr/>
+          <w:p>
+            <w:pPr>
+              <w:pStyle w:val="Compact"/>
+              <w:jc w:val="left"/>
+            </w:pPr>
+            <w:r>
               <w:t xml:space="preserve">Middle East</w:t>
+            </w:r>
+          </w:p>
+        </w:tc>
+        <w:tc>
+          <w:tcPr/>
+          <w:p>
+            <w:pPr>
+              <w:pStyle w:val="Compact"/>
+              <w:jc w:val="left"/>
+            </w:pPr>
+            <w:r>
+              <w:t xml:space="preserve">2-region</w:t>
             </w:r>
           </w:p>
         </w:tc>
@@ -5561,7 +5843,7 @@
         <w:pStyle w:val="BodyText"/>
       </w:pPr>
       <w:r>
-        <w:t xml:space="preserve">*Switzerland North becomes eligible only via</w:t>
+        <w:t xml:space="preserve">*Switzerland North becomes eligible for the Middle East only via the</w:t>
       </w:r>
       <w:r>
         <w:t xml:space="preserve"> </w:t>
@@ -5593,7 +5875,7 @@
         <w:t xml:space="preserve"> </w:t>
       </w:r>
       <w:r>
-        <w:t xml:space="preserve">for the Middle East while ME DR is</w:t>
+        <w:t xml:space="preserve">while ME DR is</w:t>
       </w:r>
       <w:r>
         <w:t xml:space="preserve"> </w:t>
@@ -5609,6 +5891,47 @@
       </w:r>
       <w:r>
         <w:t xml:space="preserve">(DR-014, pending DEC-001 legal approval).</w:t>
+      </w:r>
+    </w:p>
+    <w:p>
+      <w:pPr>
+        <w:pStyle w:val="BodyText"/>
+      </w:pPr>
+      <w:r>
+        <w:rPr>
+          <w:bCs/>
+          <w:b/>
+        </w:rPr>
+        <w:t xml:space="preserve">Region lists above are examples of the current configured catalogue (Requirements Baseline v2.3 Section 6). The authoritative, versioned lists live in</w:t>
+      </w:r>
+      <w:r>
+        <w:rPr>
+          <w:bCs/>
+          <w:b/>
+        </w:rPr>
+        <w:t xml:space="preserve"> </w:t>
+      </w:r>
+      <w:r>
+        <w:rPr>
+          <w:rStyle w:val="VerbatimChar"/>
+          <w:bCs/>
+          <w:b/>
+        </w:rPr>
+        <w:t xml:space="preserve">PlacementPolicy</w:t>
+      </w:r>
+      <w:r>
+        <w:rPr>
+          <w:bCs/>
+          <w:b/>
+        </w:rPr>
+        <w:t xml:space="preserve"> </w:t>
+      </w:r>
+      <w:r>
+        <w:rPr>
+          <w:bCs/>
+          <w:b/>
+        </w:rPr>
+        <w:t xml:space="preserve">(REG-001); the engine must not hard-code them.</w:t>
       </w:r>
     </w:p>
     <w:bookmarkEnd w:id="74"/>
@@ -5837,7 +6160,13 @@
         <w:t xml:space="preserve"> </w:t>
       </w:r>
       <w:r>
-        <w:t xml:space="preserve">- Examples: East US, West Europe, Australia East, Japan East, Brazil South</w:t>
+        <w:t xml:space="preserve">- Eligible for automated placement of Prod, CVAL/NonProd, and DR</w:t>
+      </w:r>
+      <w:r>
+        <w:t xml:space="preserve"> </w:t>
+      </w:r>
+      <w:r>
+        <w:t xml:space="preserve">- In-scope catalogue examples (Baseline v2.3 Section 6): West US 3, Central US, Canada Central (US); Switzerland North, Sweden Central (Europe); Australia East, Australia Southeast (Australia); East Asia, Southeast Asia (Asia Pacific); UAE North, Saudi Arabia Central (Middle East)</w:t>
       </w:r>
     </w:p>
     <w:p>
@@ -5874,6 +6203,55 @@
       </w:r>
       <w:r>
         <w:t xml:space="preserve">- Regions requiring special tenant approval (sovereign cloud onboarding)</w:t>
+      </w:r>
+      <w:r>
+        <w:t xml:space="preserve"> </w:t>
+      </w:r>
+      <w:r>
+        <w:t xml:space="preserve">- In-scope catalogue examples flagged Restricted: East US 2 (US); North Europe, West Europe (Europe) — Prod-only via the Scenario 2 exception path;</w:t>
+      </w:r>
+      <w:r>
+        <w:t xml:space="preserve"> </w:t>
+      </w:r>
+      <w:r>
+        <w:rPr>
+          <w:bCs/>
+          <w:b/>
+        </w:rPr>
+        <w:t xml:space="preserve">CVAL and DR must never use them (VR-6)</w:t>
+      </w:r>
+    </w:p>
+    <w:p>
+      <w:pPr>
+        <w:pStyle w:val="BodyText"/>
+      </w:pPr>
+      <w:r>
+        <w:rPr>
+          <w:bCs/>
+          <w:b/>
+        </w:rPr>
+        <w:t xml:space="preserve">Pending / conditional:</w:t>
+      </w:r>
+      <w:r>
+        <w:t xml:space="preserve"> </w:t>
+      </w:r>
+      <w:r>
+        <w:t xml:space="preserve">Japan East is under business review for inclusion as an Asia Pacific Standard region; until confirmed in</w:t>
+      </w:r>
+      <w:r>
+        <w:t xml:space="preserve"> </w:t>
+      </w:r>
+      <w:r>
+        <w:rPr>
+          <w:rStyle w:val="VerbatimChar"/>
+        </w:rPr>
+        <w:t xml:space="preserve">PlacementPolicy</w:t>
+      </w:r>
+      <w:r>
+        <w:t xml:space="preserve"> </w:t>
+      </w:r>
+      <w:r>
+        <w:t xml:space="preserve">it is not selectable by automated placement.</w:t>
       </w:r>
     </w:p>
     <w:bookmarkEnd w:id="79"/>

--- a/docs/reference/acrme_hard_constraints_reference.docx
+++ b/docs/reference/acrme_hard_constraints_reference.docx
@@ -2,7 +2,7 @@
 <file path=word/document.xml><?xml version="1.0" encoding="utf-8"?>
 <w:document xmlns:w="http://schemas.openxmlformats.org/wordprocessingml/2006/main" xmlns:m="http://schemas.openxmlformats.org/officeDocument/2006/math" xmlns:r="http://schemas.openxmlformats.org/officeDocument/2006/relationships" xmlns:o="urn:schemas-microsoft-com:office:office" xmlns:v="urn:schemas-microsoft-com:vml" xmlns:w10="urn:schemas-microsoft-com:office:word" xmlns:a="http://schemas.openxmlformats.org/drawingml/2006/main" xmlns:pic="http://schemas.openxmlformats.org/drawingml/2006/picture" xmlns:wp="http://schemas.openxmlformats.org/drawingml/2006/wordprocessingDrawing">
   <w:body>
-    <w:bookmarkStart w:id="114" w:name="acrme-hard-constraints-reference"/>
+    <w:bookmarkStart w:id="120" w:name="acrme-hard-constraints-reference"/>
     <w:p>
       <w:pPr>
         <w:pStyle w:val="Heading1"/>
@@ -75,6 +75,66 @@
       </w:r>
       <w:r>
         <w:t xml:space="preserve">Production Ready</w:t>
+      </w:r>
+    </w:p>
+    <w:p>
+      <w:pPr>
+        <w:pStyle w:val="BlockText"/>
+      </w:pPr>
+      <w:r>
+        <w:rPr>
+          <w:bCs/>
+          <w:b/>
+        </w:rPr>
+        <w:t xml:space="preserve">v2.4 reconciliation note (7 Sep 2026).</w:t>
+      </w:r>
+      <w:r>
+        <w:t xml:space="preserve"> </w:t>
+      </w:r>
+      <w:r>
+        <w:t xml:space="preserve">Requirements Baseline</w:t>
+      </w:r>
+      <w:r>
+        <w:t xml:space="preserve"> </w:t>
+      </w:r>
+      <w:r>
+        <w:rPr>
+          <w:bCs/>
+          <w:b/>
+        </w:rPr>
+        <w:t xml:space="preserve">v2.4</w:t>
+      </w:r>
+      <w:r>
+        <w:t xml:space="preserve"> </w:t>
+      </w:r>
+      <w:r>
+        <w:t xml:space="preserve">adds a new hard constraint</w:t>
+      </w:r>
+      <w:r>
+        <w:t xml:space="preserve"> </w:t>
+      </w:r>
+      <w:r>
+        <w:rPr>
+          <w:bCs/>
+          <w:b/>
+        </w:rPr>
+        <w:t xml:space="preserve">HC-11 AVAILABILITY_SET_INELIGIBLE</w:t>
+      </w:r>
+      <w:r>
+        <w:t xml:space="preserve"> </w:t>
+      </w:r>
+      <w:r>
+        <w:t xml:space="preserve">(</w:t>
+      </w:r>
+      <w:r>
+        <w:rPr>
+          <w:bCs/>
+          <w:b/>
+        </w:rPr>
+        <w:t xml:space="preserve">CAP-020</w:t>
+      </w:r>
+      <w:r>
+        <w:t xml:space="preserve">): Availability-Set VMs are ineligible for zonal on-demand capacity reservations and are rejected from the zonal reservation / per-AZ CRG path at onboarding. It pairs with the CAP-021 deallocate/redeploy-to-AZ onboarding precondition. See HC-11 in Part 1 and the summary table in Part 2; normative detail is in ADR-002 v2.4 and TDD §8.1. All prior hard constraints (HC-1..HC-10) are unchanged.</w:t>
       </w:r>
     </w:p>
     <w:p>
@@ -638,13 +698,13 @@
           <w:bCs/>
           <w:b/>
         </w:rPr>
-        <w:t xml:space="preserve">Hard Constraints (HC-1 through HC-10)</w:t>
-      </w:r>
-      <w:r>
-        <w:t xml:space="preserve"> </w:t>
-      </w:r>
-      <w:r>
-        <w:t xml:space="preserve">governing regional placement decisions in the</w:t>
+        <w:t xml:space="preserve">Hard Constraints (HC-1 through HC-11)</w:t>
+      </w:r>
+      <w:r>
+        <w:t xml:space="preserve"> </w:t>
+      </w:r>
+      <w:r>
+        <w:t xml:space="preserve">governing regional placement and reservation-eligibility decisions in the</w:t>
       </w:r>
       <w:r>
         <w:t xml:space="preserve"> </w:t>
@@ -673,7 +733,23 @@
         <w:t xml:space="preserve"> </w:t>
       </w:r>
       <w:r>
-        <w:t xml:space="preserve">— any region failing a hard constraint is excluded from scoring entirely, not penalized with a lower score.</w:t>
+        <w:t xml:space="preserve">— any region failing a region-level hard constraint is excluded from scoring entirely, not penalized with a lower score; the VM-level eligibility gate</w:t>
+      </w:r>
+      <w:r>
+        <w:t xml:space="preserve"> </w:t>
+      </w:r>
+      <w:r>
+        <w:rPr>
+          <w:bCs/>
+          <w:b/>
+        </w:rPr>
+        <w:t xml:space="preserve">HC-11</w:t>
+      </w:r>
+      <w:r>
+        <w:t xml:space="preserve"> </w:t>
+      </w:r>
+      <w:r>
+        <w:t xml:space="preserve">(v2.4) excludes ineligible VMs from the zonal reservation path at onboarding.</w:t>
       </w:r>
     </w:p>
     <w:bookmarkStart w:id="20" w:name="enforcement-architecture"/>
@@ -1106,7 +1182,7 @@
     </w:p>
     <w:bookmarkEnd w:id="21"/>
     <w:bookmarkEnd w:id="22"/>
-    <w:bookmarkStart w:id="96" w:name="part-1-hard-constraint-definitions"/>
+    <w:bookmarkStart w:id="102" w:name="part-1-hard-constraint-definitions"/>
     <w:p>
       <w:pPr>
         <w:pStyle w:val="Heading2"/>
@@ -9344,8 +9420,493 @@
     </w:p>
     <w:bookmarkEnd w:id="94"/>
     <w:bookmarkEnd w:id="95"/>
+    <w:bookmarkStart w:id="101" w:name="X1506b27eb26e6515791516a6342489191dd646f"/>
+    <w:p>
+      <w:pPr>
+        <w:pStyle w:val="Heading3"/>
+      </w:pPr>
+      <w:r>
+        <w:t xml:space="preserve">HC-11: AVAILABILITY_SET_INELIGIBLE [NEW — v2.4]</w:t>
+      </w:r>
+    </w:p>
+    <w:p>
+      <w:pPr>
+        <w:pStyle w:val="FirstParagraph"/>
+      </w:pPr>
+      <w:r>
+        <w:rPr>
+          <w:bCs/>
+          <w:b/>
+        </w:rPr>
+        <w:t xml:space="preserve">Category:</w:t>
+      </w:r>
+      <w:r>
+        <w:t xml:space="preserve"> </w:t>
+      </w:r>
+      <w:r>
+        <w:t xml:space="preserve">Reservation Eligibility</w:t>
+      </w:r>
+      <w:r>
+        <w:br/>
+      </w:r>
+      <w:r>
+        <w:rPr>
+          <w:bCs/>
+          <w:b/>
+        </w:rPr>
+        <w:t xml:space="preserve">Source:</w:t>
+      </w:r>
+      <w:r>
+        <w:t xml:space="preserve"> </w:t>
+      </w:r>
+      <w:r>
+        <w:t xml:space="preserve">Requirements Baseline v2.4 (</w:t>
+      </w:r>
+      <w:r>
+        <w:rPr>
+          <w:bCs/>
+          <w:b/>
+        </w:rPr>
+        <w:t xml:space="preserve">CAP-020</w:t>
+      </w:r>
+      <w:r>
+        <w:t xml:space="preserve">); ADR-002 v2.4 (</w:t>
+      </w:r>
+      <w:r>
+        <w:rPr>
+          <w:iCs/>
+          <w:i/>
+        </w:rPr>
+        <w:t xml:space="preserve">Capacity Reservation Model</w:t>
+      </w:r>
+      <w:r>
+        <w:t xml:space="preserve">)</w:t>
+      </w:r>
+      <w:r>
+        <w:br/>
+      </w:r>
+      <w:r>
+        <w:rPr>
+          <w:bCs/>
+          <w:b/>
+        </w:rPr>
+        <w:t xml:space="preserve">Status:</w:t>
+      </w:r>
+      <w:r>
+        <w:t xml:space="preserve"> </w:t>
+      </w:r>
+      <w:r>
+        <w:t xml:space="preserve">Stable</w:t>
+      </w:r>
+    </w:p>
+    <w:bookmarkStart w:id="96" w:name="definition-10"/>
+    <w:p>
+      <w:pPr>
+        <w:pStyle w:val="Heading4"/>
+      </w:pPr>
+      <w:r>
+        <w:t xml:space="preserve">Definition</w:t>
+      </w:r>
+    </w:p>
+    <w:p>
+      <w:pPr>
+        <w:pStyle w:val="SourceCode"/>
+      </w:pPr>
+      <w:r>
+        <w:rPr>
+          <w:rStyle w:val="VerbatimChar"/>
+        </w:rPr>
+        <w:t xml:space="preserve">A VM that is a member of an Availability Set is INELIGIBLE for a zonal on-demand</w:t>
+      </w:r>
+      <w:r>
+        <w:br/>
+      </w:r>
+      <w:r>
+        <w:rPr>
+          <w:rStyle w:val="VerbatimChar"/>
+        </w:rPr>
+        <w:t xml:space="preserve">capacity reservation and is rejected from the zonal reservation / per-AZ CRG path.</w:t>
+      </w:r>
+      <w:r>
+        <w:br/>
+      </w:r>
+      <w:r>
+        <w:rPr>
+          <w:rStyle w:val="VerbatimChar"/>
+        </w:rPr>
+        <w:t xml:space="preserve">Eligible(vm) ⇒ vm.availability_set == null  (i.e. the VM is zonal, not Availability-Set)</w:t>
+      </w:r>
+    </w:p>
     <w:bookmarkEnd w:id="96"/>
-    <w:bookmarkStart w:id="97" w:name="part-2-hard-constraint-summary-table"/>
+    <w:bookmarkStart w:id="97" w:name="rationale-9"/>
+    <w:p>
+      <w:pPr>
+        <w:pStyle w:val="Heading4"/>
+      </w:pPr>
+      <w:r>
+        <w:t xml:space="preserve">Rationale</w:t>
+      </w:r>
+    </w:p>
+    <w:p>
+      <w:pPr>
+        <w:pStyle w:val="FirstParagraph"/>
+      </w:pPr>
+      <w:r>
+        <w:t xml:space="preserve">An</w:t>
+      </w:r>
+      <w:r>
+        <w:t xml:space="preserve"> </w:t>
+      </w:r>
+      <w:r>
+        <w:rPr>
+          <w:bCs/>
+          <w:b/>
+        </w:rPr>
+        <w:t xml:space="preserve">Availability Set</w:t>
+      </w:r>
+      <w:r>
+        <w:t xml:space="preserve"> </w:t>
+      </w:r>
+      <w:r>
+        <w:t xml:space="preserve">and a</w:t>
+      </w:r>
+      <w:r>
+        <w:t xml:space="preserve"> </w:t>
+      </w:r>
+      <w:r>
+        <w:rPr>
+          <w:bCs/>
+          <w:b/>
+        </w:rPr>
+        <w:t xml:space="preserve">zonal capacity reservation</w:t>
+      </w:r>
+      <w:r>
+        <w:t xml:space="preserve"> </w:t>
+      </w:r>
+      <w:r>
+        <w:t xml:space="preserve">are mutually exclusive Azure placement constructs — an Availability-Set VM is not zone-pinned and cannot be backed by a zonal on-demand capacity reservation. Admitting such VMs to the zonal path would create reservations that can never be consumed. This is a</w:t>
+      </w:r>
+      <w:r>
+        <w:t xml:space="preserve"> </w:t>
+      </w:r>
+      <w:r>
+        <w:rPr>
+          <w:bCs/>
+          <w:b/>
+        </w:rPr>
+        <w:t xml:space="preserve">binary pass/fail eligibility gate</w:t>
+      </w:r>
+      <w:r>
+        <w:t xml:space="preserve"> </w:t>
+      </w:r>
+      <w:r>
+        <w:t xml:space="preserve">applied at VM onboarding, complementary to the region-level gates HC-1..HC-10.</w:t>
+      </w:r>
+    </w:p>
+    <w:bookmarkEnd w:id="97"/>
+    <w:bookmarkStart w:id="98" w:name="implementation-7"/>
+    <w:p>
+      <w:pPr>
+        <w:pStyle w:val="Heading4"/>
+      </w:pPr>
+      <w:r>
+        <w:t xml:space="preserve">Implementation</w:t>
+      </w:r>
+    </w:p>
+    <w:p>
+      <w:pPr>
+        <w:numPr>
+          <w:ilvl w:val="0"/>
+          <w:numId w:val="1016"/>
+        </w:numPr>
+        <w:pStyle w:val="Compact"/>
+      </w:pPr>
+      <w:r>
+        <w:t xml:space="preserve">Evaluated by the Onboarding Validator</w:t>
+      </w:r>
+      <w:r>
+        <w:t xml:space="preserve"> </w:t>
+      </w:r>
+      <w:r>
+        <w:rPr>
+          <w:bCs/>
+          <w:b/>
+        </w:rPr>
+        <w:t xml:space="preserve">before</w:t>
+      </w:r>
+      <w:r>
+        <w:t xml:space="preserve"> </w:t>
+      </w:r>
+      <w:r>
+        <w:t xml:space="preserve">zonal scoring/placement (TDD §8.1).</w:t>
+      </w:r>
+    </w:p>
+    <w:p>
+      <w:pPr>
+        <w:numPr>
+          <w:ilvl w:val="0"/>
+          <w:numId w:val="1016"/>
+        </w:numPr>
+        <w:pStyle w:val="Compact"/>
+      </w:pPr>
+      <w:r>
+        <w:rPr>
+          <w:bCs/>
+          <w:b/>
+        </w:rPr>
+        <w:t xml:space="preserve">Reject</w:t>
+      </w:r>
+      <w:r>
+        <w:t xml:space="preserve"> </w:t>
+      </w:r>
+      <w:r>
+        <w:t xml:space="preserve">any VM where</w:t>
+      </w:r>
+      <w:r>
+        <w:t xml:space="preserve"> </w:t>
+      </w:r>
+      <w:r>
+        <w:rPr>
+          <w:rStyle w:val="VerbatimChar"/>
+        </w:rPr>
+        <w:t xml:space="preserve">availability_set</w:t>
+      </w:r>
+      <w:r>
+        <w:t xml:space="preserve"> </w:t>
+      </w:r>
+      <w:r>
+        <w:t xml:space="preserve">is set from the zonal reservation path; surface a structured onboarding error with remediation (migrate to a zonal deployment).</w:t>
+      </w:r>
+    </w:p>
+    <w:p>
+      <w:pPr>
+        <w:numPr>
+          <w:ilvl w:val="0"/>
+          <w:numId w:val="1016"/>
+        </w:numPr>
+        <w:pStyle w:val="Compact"/>
+      </w:pPr>
+      <w:r>
+        <w:t xml:space="preserve">Pairs with</w:t>
+      </w:r>
+      <w:r>
+        <w:t xml:space="preserve"> </w:t>
+      </w:r>
+      <w:r>
+        <w:rPr>
+          <w:bCs/>
+          <w:b/>
+        </w:rPr>
+        <w:t xml:space="preserve">CAP-021</w:t>
+      </w:r>
+      <w:r>
+        <w:t xml:space="preserve">: a non-zone-pinned but non-Availability-Set VM must first be</w:t>
+      </w:r>
+      <w:r>
+        <w:t xml:space="preserve"> </w:t>
+      </w:r>
+      <w:r>
+        <w:rPr>
+          <w:bCs/>
+          <w:b/>
+        </w:rPr>
+        <w:t xml:space="preserve">deallocated and redeployed into a target AZ</w:t>
+      </w:r>
+      <w:r>
+        <w:t xml:space="preserve"> </w:t>
+      </w:r>
+      <w:r>
+        <w:t xml:space="preserve">before it can associate with a per-AZ CRG reservation.</w:t>
+      </w:r>
+    </w:p>
+    <w:p>
+      <w:pPr>
+        <w:numPr>
+          <w:ilvl w:val="0"/>
+          <w:numId w:val="1016"/>
+        </w:numPr>
+        <w:pStyle w:val="Compact"/>
+      </w:pPr>
+      <w:r>
+        <w:rPr>
+          <w:bCs/>
+          <w:b/>
+        </w:rPr>
+        <w:t xml:space="preserve">Applies to:</w:t>
+      </w:r>
+      <w:r>
+        <w:t xml:space="preserve"> </w:t>
+      </w:r>
+      <w:r>
+        <w:t xml:space="preserve">all environments (Prod, CVAL, DR) for the managed zonal reservation estate.</w:t>
+      </w:r>
+    </w:p>
+    <w:bookmarkEnd w:id="98"/>
+    <w:bookmarkStart w:id="99" w:name="examples-2"/>
+    <w:p>
+      <w:pPr>
+        <w:pStyle w:val="Heading4"/>
+      </w:pPr>
+      <w:r>
+        <w:t xml:space="preserve">Examples</w:t>
+      </w:r>
+    </w:p>
+    <w:tbl>
+      <w:tblPr>
+        <w:tblStyle w:val="Table"/>
+        <w:tblW w:type="pct" w:w="5000"/>
+        <w:tblLook w:firstRow="1" w:lastRow="0" w:firstColumn="0" w:lastColumn="0" w:noHBand="0" w:noVBand="0" w:val="0020"/>
+      </w:tblPr>
+      <w:tblGrid>
+        <w:gridCol w:w="3960"/>
+        <w:gridCol w:w="3960"/>
+      </w:tblGrid>
+      <w:tr>
+        <w:trPr>
+          <w:tblHeader w:val="true"/>
+        </w:trPr>
+        <w:tc>
+          <w:tcPr/>
+          <w:p>
+            <w:pPr>
+              <w:pStyle w:val="Compact"/>
+              <w:jc w:val="left"/>
+            </w:pPr>
+            <w:r>
+              <w:t xml:space="preserve">VM placement construct</w:t>
+            </w:r>
+          </w:p>
+        </w:tc>
+        <w:tc>
+          <w:tcPr/>
+          <w:p>
+            <w:pPr>
+              <w:pStyle w:val="Compact"/>
+              <w:jc w:val="left"/>
+            </w:pPr>
+            <w:r>
+              <w:t xml:space="preserve">Eligible for zonal reservation?</w:t>
+            </w:r>
+          </w:p>
+        </w:tc>
+      </w:tr>
+      <w:tr>
+        <w:tc>
+          <w:tcPr/>
+          <w:p>
+            <w:pPr>
+              <w:pStyle w:val="Compact"/>
+              <w:jc w:val="left"/>
+            </w:pPr>
+            <w:r>
+              <w:t xml:space="preserve">Zone-pinned VM (zone 1/2/3)</w:t>
+            </w:r>
+          </w:p>
+        </w:tc>
+        <w:tc>
+          <w:tcPr/>
+          <w:p>
+            <w:pPr>
+              <w:pStyle w:val="Compact"/>
+              <w:jc w:val="left"/>
+            </w:pPr>
+            <w:r>
+              <w:t xml:space="preserve">✅ Yes</w:t>
+            </w:r>
+          </w:p>
+        </w:tc>
+      </w:tr>
+      <w:tr>
+        <w:tc>
+          <w:tcPr/>
+          <w:p>
+            <w:pPr>
+              <w:pStyle w:val="Compact"/>
+              <w:jc w:val="left"/>
+            </w:pPr>
+            <w:r>
+              <w:t xml:space="preserve">Non-zonal VM, no Availability Set</w:t>
+            </w:r>
+          </w:p>
+        </w:tc>
+        <w:tc>
+          <w:tcPr/>
+          <w:p>
+            <w:pPr>
+              <w:pStyle w:val="Compact"/>
+              <w:jc w:val="left"/>
+            </w:pPr>
+            <w:r>
+              <w:t xml:space="preserve">⚠️ Not until deallocate/redeploy-to-AZ (CAP-021)</w:t>
+            </w:r>
+          </w:p>
+        </w:tc>
+      </w:tr>
+      <w:tr>
+        <w:tc>
+          <w:tcPr/>
+          <w:p>
+            <w:pPr>
+              <w:pStyle w:val="Compact"/>
+              <w:jc w:val="left"/>
+            </w:pPr>
+            <w:r>
+              <w:t xml:space="preserve">Availability-Set member VM</w:t>
+            </w:r>
+          </w:p>
+        </w:tc>
+        <w:tc>
+          <w:tcPr/>
+          <w:p>
+            <w:pPr>
+              <w:pStyle w:val="Compact"/>
+              <w:jc w:val="left"/>
+            </w:pPr>
+            <w:r>
+              <w:t xml:space="preserve">❌ No (HC-11 / CAP-020)</w:t>
+            </w:r>
+          </w:p>
+        </w:tc>
+      </w:tr>
+    </w:tbl>
+    <w:bookmarkEnd w:id="99"/>
+    <w:bookmarkStart w:id="100" w:name="evidence-tag-10"/>
+    <w:p>
+      <w:pPr>
+        <w:pStyle w:val="Heading4"/>
+      </w:pPr>
+      <w:r>
+        <w:t xml:space="preserve">Evidence Tag</w:t>
+      </w:r>
+    </w:p>
+    <w:p>
+      <w:pPr>
+        <w:pStyle w:val="FirstParagraph"/>
+      </w:pPr>
+      <w:r>
+        <w:rPr>
+          <w:rStyle w:val="VerbatimChar"/>
+        </w:rPr>
+        <w:t xml:space="preserve">[Decided]</w:t>
+      </w:r>
+      <w:r>
+        <w:t xml:space="preserve"> </w:t>
+      </w:r>
+      <w:r>
+        <w:t xml:space="preserve">— Requirements Baseline v2.4 CAP-020.</w:t>
+      </w:r>
+    </w:p>
+    <w:p>
+      <w:r>
+        <w:pict>
+          <v:rect style="width:0;height:1.5pt" o:hralign="center" o:hrstd="t" o:hr="t"/>
+        </w:pict>
+      </w:r>
+    </w:p>
+    <w:bookmarkEnd w:id="100"/>
+    <w:bookmarkEnd w:id="101"/>
+    <w:bookmarkEnd w:id="102"/>
+    <w:bookmarkStart w:id="103" w:name="part-2-hard-constraint-summary-table"/>
     <w:p>
       <w:pPr>
         <w:pStyle w:val="Heading2"/>
@@ -10225,6 +10786,84 @@
           </w:p>
         </w:tc>
       </w:tr>
+      <w:tr>
+        <w:tc>
+          <w:tcPr/>
+          <w:p>
+            <w:pPr>
+              <w:pStyle w:val="Compact"/>
+              <w:jc w:val="left"/>
+            </w:pPr>
+            <w:r>
+              <w:rPr>
+                <w:bCs/>
+                <w:b/>
+              </w:rPr>
+              <w:t xml:space="preserve">HC-11</w:t>
+            </w:r>
+          </w:p>
+        </w:tc>
+        <w:tc>
+          <w:tcPr/>
+          <w:p>
+            <w:pPr>
+              <w:pStyle w:val="Compact"/>
+              <w:jc w:val="left"/>
+            </w:pPr>
+            <w:r>
+              <w:t xml:space="preserve">AVAILABILITY_SET_INELIGIBLE</w:t>
+            </w:r>
+          </w:p>
+        </w:tc>
+        <w:tc>
+          <w:tcPr/>
+          <w:p>
+            <w:pPr>
+              <w:pStyle w:val="Compact"/>
+              <w:jc w:val="left"/>
+            </w:pPr>
+            <w:r>
+              <w:t xml:space="preserve">Reservation Eligibility</w:t>
+            </w:r>
+          </w:p>
+        </w:tc>
+        <w:tc>
+          <w:tcPr/>
+          <w:p>
+            <w:pPr>
+              <w:pStyle w:val="Compact"/>
+              <w:jc w:val="left"/>
+            </w:pPr>
+            <w:r>
+              <w:t xml:space="preserve">Onboarding (VM-level)</w:t>
+            </w:r>
+          </w:p>
+        </w:tc>
+        <w:tc>
+          <w:tcPr/>
+          <w:p>
+            <w:pPr>
+              <w:pStyle w:val="Compact"/>
+              <w:jc w:val="left"/>
+            </w:pPr>
+            <w:r>
+              <w:t xml:space="preserve">Availability-Set VMs excluded from zonal reservations</w:t>
+            </w:r>
+          </w:p>
+        </w:tc>
+        <w:tc>
+          <w:tcPr/>
+          <w:p>
+            <w:pPr>
+              <w:pStyle w:val="Compact"/>
+              <w:jc w:val="left"/>
+            </w:pPr>
+            <w:r>
+              <w:t xml:space="preserve">Baseline v2.4 (CAP-020)</w:t>
+            </w:r>
+          </w:p>
+        </w:tc>
+      </w:tr>
     </w:tbl>
     <w:p>
       <w:r>
@@ -10233,8 +10872,8 @@
         </w:pict>
       </w:r>
     </w:p>
-    <w:bookmarkEnd w:id="97"/>
-    <w:bookmarkStart w:id="101" w:name="part-3-enforcement-pipeline"/>
+    <w:bookmarkEnd w:id="103"/>
+    <w:bookmarkStart w:id="107" w:name="part-3-enforcement-pipeline"/>
     <w:p>
       <w:pPr>
         <w:pStyle w:val="Heading2"/>
@@ -10243,7 +10882,7 @@
         <w:t xml:space="preserve">Part 3 — Enforcement Pipeline</w:t>
       </w:r>
     </w:p>
-    <w:bookmarkStart w:id="98" w:name="X15d895f7579caa6caa0fb8ce818141addc02b14"/>
+    <w:bookmarkStart w:id="104" w:name="X15d895f7579caa6caa0fb8ce818141addc02b14"/>
     <w:p>
       <w:pPr>
         <w:pStyle w:val="Heading3"/>
@@ -10365,8 +11004,8 @@
         <w:t xml:space="preserve">Candidate Set for Stage 2</w:t>
       </w:r>
     </w:p>
-    <w:bookmarkEnd w:id="98"/>
-    <w:bookmarkStart w:id="99" w:name="stage-2-hard-constraint-gate"/>
+    <w:bookmarkEnd w:id="104"/>
+    <w:bookmarkStart w:id="105" w:name="stage-2-hard-constraint-gate"/>
     <w:p>
       <w:pPr>
         <w:pStyle w:val="Heading3"/>
@@ -11313,8 +11952,8 @@
         <w:t xml:space="preserve">None</w:t>
       </w:r>
     </w:p>
-    <w:bookmarkEnd w:id="99"/>
-    <w:bookmarkStart w:id="100" w:name="stage-3-scoring-pipeline"/>
+    <w:bookmarkEnd w:id="105"/>
+    <w:bookmarkStart w:id="106" w:name="stage-3-scoring-pipeline"/>
     <w:p>
       <w:pPr>
         <w:pStyle w:val="Heading3"/>
@@ -11335,7 +11974,7 @@
       <w:pPr>
         <w:numPr>
           <w:ilvl w:val="0"/>
-          <w:numId w:val="1016"/>
+          <w:numId w:val="1017"/>
         </w:numPr>
         <w:pStyle w:val="Compact"/>
       </w:pPr>
@@ -11372,7 +12011,7 @@
       <w:pPr>
         <w:numPr>
           <w:ilvl w:val="0"/>
-          <w:numId w:val="1016"/>
+          <w:numId w:val="1017"/>
         </w:numPr>
         <w:pStyle w:val="Compact"/>
       </w:pPr>
@@ -11409,7 +12048,7 @@
       <w:pPr>
         <w:numPr>
           <w:ilvl w:val="0"/>
-          <w:numId w:val="1016"/>
+          <w:numId w:val="1017"/>
         </w:numPr>
         <w:pStyle w:val="Compact"/>
       </w:pPr>
@@ -11449,9 +12088,9 @@
         </w:pict>
       </w:r>
     </w:p>
-    <w:bookmarkEnd w:id="100"/>
-    <w:bookmarkEnd w:id="101"/>
-    <w:bookmarkStart w:id="102" w:name="X16bfbef3bf2b5383f94a65da7d1eff470082b28"/>
+    <w:bookmarkEnd w:id="106"/>
+    <w:bookmarkEnd w:id="107"/>
+    <w:bookmarkStart w:id="108" w:name="X16bfbef3bf2b5383f94a65da7d1eff470082b28"/>
     <w:p>
       <w:pPr>
         <w:pStyle w:val="Heading2"/>
@@ -12046,8 +12685,8 @@
         </w:pict>
       </w:r>
     </w:p>
-    <w:bookmarkEnd w:id="102"/>
-    <w:bookmarkStart w:id="105" w:name="part-5-poc-blockers-testing"/>
+    <w:bookmarkEnd w:id="108"/>
+    <w:bookmarkStart w:id="111" w:name="part-5-poc-blockers-testing"/>
     <w:p>
       <w:pPr>
         <w:pStyle w:val="Heading2"/>
@@ -12056,7 +12695,7 @@
         <w:t xml:space="preserve">Part 5 — POC Blockers &amp; Testing</w:t>
       </w:r>
     </w:p>
-    <w:bookmarkStart w:id="103" w:name="critical-poc-blockers"/>
+    <w:bookmarkStart w:id="109" w:name="critical-poc-blockers"/>
     <w:p>
       <w:pPr>
         <w:pStyle w:val="Heading3"/>
@@ -12276,8 +12915,8 @@
         </w:tc>
       </w:tr>
     </w:tbl>
-    <w:bookmarkEnd w:id="103"/>
-    <w:bookmarkStart w:id="104" w:name="poc-test-coverage"/>
+    <w:bookmarkEnd w:id="109"/>
+    <w:bookmarkStart w:id="110" w:name="poc-test-coverage"/>
     <w:p>
       <w:pPr>
         <w:pStyle w:val="Heading3"/>
@@ -12387,9 +13026,9 @@
         </w:pict>
       </w:r>
     </w:p>
-    <w:bookmarkEnd w:id="104"/>
-    <w:bookmarkEnd w:id="105"/>
-    <w:bookmarkStart w:id="108" w:name="part-6-configuration-policy"/>
+    <w:bookmarkEnd w:id="110"/>
+    <w:bookmarkEnd w:id="111"/>
+    <w:bookmarkStart w:id="114" w:name="part-6-configuration-policy"/>
     <w:p>
       <w:pPr>
         <w:pStyle w:val="Heading2"/>
@@ -12398,7 +13037,7 @@
         <w:t xml:space="preserve">Part 6 — Configuration &amp; Policy</w:t>
       </w:r>
     </w:p>
-    <w:bookmarkStart w:id="106" w:name="X4be3307512e7f52d64cb89aabc3920545a45b86"/>
+    <w:bookmarkStart w:id="112" w:name="X4be3307512e7f52d64cb89aabc3920545a45b86"/>
     <w:p>
       <w:pPr>
         <w:pStyle w:val="Heading3"/>
@@ -12922,8 +13561,8 @@
         <w:t xml:space="preserve">}</w:t>
       </w:r>
     </w:p>
-    <w:bookmarkEnd w:id="106"/>
-    <w:bookmarkStart w:id="107" w:name="policy-constants-1"/>
+    <w:bookmarkEnd w:id="112"/>
+    <w:bookmarkStart w:id="113" w:name="policy-constants-1"/>
     <w:p>
       <w:pPr>
         <w:pStyle w:val="Heading3"/>
@@ -13383,9 +14022,9 @@
         </w:pict>
       </w:r>
     </w:p>
-    <w:bookmarkEnd w:id="107"/>
-    <w:bookmarkEnd w:id="108"/>
-    <w:bookmarkStart w:id="111" w:name="part-7-implementation-checklist"/>
+    <w:bookmarkEnd w:id="113"/>
+    <w:bookmarkEnd w:id="114"/>
+    <w:bookmarkStart w:id="117" w:name="part-7-implementation-checklist"/>
     <w:p>
       <w:pPr>
         <w:pStyle w:val="Heading2"/>
@@ -13394,7 +14033,7 @@
         <w:t xml:space="preserve">Part 7 — Implementation Checklist</w:t>
       </w:r>
     </w:p>
-    <w:bookmarkStart w:id="109" w:name="engineering-backlog-cross-reference"/>
+    <w:bookmarkStart w:id="115" w:name="engineering-backlog-cross-reference"/>
     <w:p>
       <w:pPr>
         <w:pStyle w:val="Heading3"/>
@@ -13669,8 +14308,8 @@
         </w:tc>
       </w:tr>
     </w:tbl>
-    <w:bookmarkEnd w:id="109"/>
-    <w:bookmarkStart w:id="110" w:name="pre-deployment-validation"/>
+    <w:bookmarkEnd w:id="115"/>
+    <w:bookmarkStart w:id="116" w:name="pre-deployment-validation"/>
     <w:p>
       <w:pPr>
         <w:pStyle w:val="Heading3"/>
@@ -13683,7 +14322,7 @@
       <w:pPr>
         <w:numPr>
           <w:ilvl w:val="0"/>
-          <w:numId w:val="1017"/>
+          <w:numId w:val="1018"/>
         </w:numPr>
         <w:pStyle w:val="Compact"/>
       </w:pPr>
@@ -13695,7 +14334,7 @@
       <w:pPr>
         <w:numPr>
           <w:ilvl w:val="0"/>
-          <w:numId w:val="1017"/>
+          <w:numId w:val="1018"/>
         </w:numPr>
         <w:pStyle w:val="Compact"/>
       </w:pPr>
@@ -13707,7 +14346,7 @@
       <w:pPr>
         <w:numPr>
           <w:ilvl w:val="0"/>
-          <w:numId w:val="1017"/>
+          <w:numId w:val="1018"/>
         </w:numPr>
         <w:pStyle w:val="Compact"/>
       </w:pPr>
@@ -13719,7 +14358,7 @@
       <w:pPr>
         <w:numPr>
           <w:ilvl w:val="0"/>
-          <w:numId w:val="1017"/>
+          <w:numId w:val="1018"/>
         </w:numPr>
         <w:pStyle w:val="Compact"/>
       </w:pPr>
@@ -13731,7 +14370,7 @@
       <w:pPr>
         <w:numPr>
           <w:ilvl w:val="0"/>
-          <w:numId w:val="1017"/>
+          <w:numId w:val="1018"/>
         </w:numPr>
         <w:pStyle w:val="Compact"/>
       </w:pPr>
@@ -13743,7 +14382,7 @@
       <w:pPr>
         <w:numPr>
           <w:ilvl w:val="0"/>
-          <w:numId w:val="1017"/>
+          <w:numId w:val="1018"/>
         </w:numPr>
         <w:pStyle w:val="Compact"/>
       </w:pPr>
@@ -13786,7 +14425,7 @@
       <w:pPr>
         <w:numPr>
           <w:ilvl w:val="0"/>
-          <w:numId w:val="1017"/>
+          <w:numId w:val="1018"/>
         </w:numPr>
         <w:pStyle w:val="Compact"/>
       </w:pPr>
@@ -13813,7 +14452,7 @@
       <w:pPr>
         <w:numPr>
           <w:ilvl w:val="0"/>
-          <w:numId w:val="1017"/>
+          <w:numId w:val="1018"/>
         </w:numPr>
         <w:pStyle w:val="Compact"/>
       </w:pPr>
@@ -13841,7 +14480,7 @@
       <w:pPr>
         <w:numPr>
           <w:ilvl w:val="0"/>
-          <w:numId w:val="1017"/>
+          <w:numId w:val="1018"/>
         </w:numPr>
         <w:pStyle w:val="Compact"/>
       </w:pPr>
@@ -13853,7 +14492,7 @@
       <w:pPr>
         <w:numPr>
           <w:ilvl w:val="0"/>
-          <w:numId w:val="1017"/>
+          <w:numId w:val="1018"/>
         </w:numPr>
         <w:pStyle w:val="Compact"/>
       </w:pPr>
@@ -13865,7 +14504,7 @@
       <w:pPr>
         <w:numPr>
           <w:ilvl w:val="0"/>
-          <w:numId w:val="1017"/>
+          <w:numId w:val="1018"/>
         </w:numPr>
         <w:pStyle w:val="Compact"/>
       </w:pPr>
@@ -13880,9 +14519,9 @@
         </w:pict>
       </w:r>
     </w:p>
-    <w:bookmarkEnd w:id="110"/>
-    <w:bookmarkEnd w:id="111"/>
-    <w:bookmarkStart w:id="112" w:name="appendix-a-decision-log-cross-reference"/>
+    <w:bookmarkEnd w:id="116"/>
+    <w:bookmarkEnd w:id="117"/>
+    <w:bookmarkStart w:id="118" w:name="appendix-a-decision-log-cross-reference"/>
     <w:p>
       <w:pPr>
         <w:pStyle w:val="Heading2"/>
@@ -14092,8 +14731,8 @@
         </w:pict>
       </w:r>
     </w:p>
-    <w:bookmarkEnd w:id="112"/>
-    <w:bookmarkStart w:id="113" w:name="appendix-b-evidence-tags"/>
+    <w:bookmarkEnd w:id="118"/>
+    <w:bookmarkStart w:id="119" w:name="appendix-b-evidence-tags"/>
     <w:p>
       <w:pPr>
         <w:pStyle w:val="Heading2"/>
@@ -14114,7 +14753,7 @@
       <w:pPr>
         <w:numPr>
           <w:ilvl w:val="0"/>
-          <w:numId w:val="1018"/>
+          <w:numId w:val="1019"/>
         </w:numPr>
         <w:pStyle w:val="Compact"/>
       </w:pPr>
@@ -14136,7 +14775,7 @@
       <w:pPr>
         <w:numPr>
           <w:ilvl w:val="0"/>
-          <w:numId w:val="1018"/>
+          <w:numId w:val="1019"/>
         </w:numPr>
         <w:pStyle w:val="Compact"/>
       </w:pPr>
@@ -14158,7 +14797,7 @@
       <w:pPr>
         <w:numPr>
           <w:ilvl w:val="0"/>
-          <w:numId w:val="1018"/>
+          <w:numId w:val="1019"/>
         </w:numPr>
         <w:pStyle w:val="Compact"/>
       </w:pPr>
@@ -14180,7 +14819,7 @@
       <w:pPr>
         <w:numPr>
           <w:ilvl w:val="0"/>
-          <w:numId w:val="1018"/>
+          <w:numId w:val="1019"/>
         </w:numPr>
         <w:pStyle w:val="Compact"/>
       </w:pPr>
@@ -14239,8 +14878,8 @@
         <w:t xml:space="preserve">After POC-30 and POC-31 completion (Quota Groups GA validation)</w:t>
       </w:r>
     </w:p>
-    <w:bookmarkEnd w:id="113"/>
-    <w:bookmarkEnd w:id="114"/>
+    <w:bookmarkEnd w:id="119"/>
+    <w:bookmarkEnd w:id="120"/>
     <w:sectPr/>
   </w:body>
 </w:document>
@@ -14617,6 +15256,9 @@
     <w:abstractNumId w:val="991"/>
   </w:num>
   <w:num w:numId="1018">
+    <w:abstractNumId w:val="991"/>
+  </w:num>
+  <w:num w:numId="1019">
     <w:abstractNumId w:val="991"/>
   </w:num>
 </w:numbering>
